--- a/2-2_三角函數的定義與性質_學生學習單.docx
+++ b/2-2_三角函數的定義與性質_學生學習單.docx
@@ -13,7 +13,7 @@
           <w:color w:val="78350F"/>
           <w:sz w:val="32"/>
         </w:rPr>
-        <w:t>泰宇版 技術高中數學（第二冊）2-2 三角函數的定義與性質 數位學習單</w:t>
+        <w:t>泰宇版 技術高中數學（第一冊）2-2 三角函數的定義與性質 數位學習單</w:t>
       </w:r>
     </w:p>
     <w:p>
@@ -5470,7 +5470,7 @@
         <w:color w:val="8C8C8C"/>
         <w:sz w:val="18"/>
       </w:rPr>
-      <w:t>泰宇版 技術高中數學（第二冊）2-2 三角函數的定義與性質 [偵探搜查實作單] ｜ PLVS 數學科  教育學習用</w:t>
+      <w:t>泰宇版 技術高中數學（第一冊）2-2 三角函數的定義與性質 [偵探搜查實作單] ｜ PLVS 數學科  教育學習用</w:t>
     </w:r>
   </w:p>
 </w:ftr>

--- a/2-2_三角函數的定義與性質_學生學習單.docx
+++ b/2-2_三角函數的定義與性質_學生學習單.docx
@@ -403,7 +403,76 @@
                 <w:color w:val="78350F"/>
                 <w:sz w:val="22"/>
               </w:rPr>
-              <w:t>重點 2：特別角 30°、45°、60° 精確值速記表</w:t>
+              <w:t xml:space="preserve">重點 2：特別角 </w:t>
+            </w:r>
+            <m:oMath>
+              <m:sSup>
+                <m:e>
+                  <m:r>
+                    <m:t>30</m:t>
+                  </m:r>
+                </m:e>
+                <m:sup>
+                  <m:r>
+                    <m:t>∘</m:t>
+                  </m:r>
+                </m:sup>
+              </m:sSup>
+            </m:oMath>
+            <w:r>
+              <w:rPr>
+                <w:rFonts w:ascii="微軟正黑體" w:hAnsi="微軟正黑體"/>
+                <w:b/>
+                <w:color w:val="78350F"/>
+                <w:sz w:val="22"/>
+              </w:rPr>
+              <w:t>、</w:t>
+            </w:r>
+            <m:oMath>
+              <m:sSup>
+                <m:e>
+                  <m:r>
+                    <m:t>45</m:t>
+                  </m:r>
+                </m:e>
+                <m:sup>
+                  <m:r>
+                    <m:t>∘</m:t>
+                  </m:r>
+                </m:sup>
+              </m:sSup>
+            </m:oMath>
+            <w:r>
+              <w:rPr>
+                <w:rFonts w:ascii="微軟正黑體" w:hAnsi="微軟正黑體"/>
+                <w:b/>
+                <w:color w:val="78350F"/>
+                <w:sz w:val="22"/>
+              </w:rPr>
+              <w:t>、</w:t>
+            </w:r>
+            <m:oMath>
+              <m:sSup>
+                <m:e>
+                  <m:r>
+                    <m:t>60</m:t>
+                  </m:r>
+                </m:e>
+                <m:sup>
+                  <m:r>
+                    <m:t>∘</m:t>
+                  </m:r>
+                </m:sup>
+              </m:sSup>
+            </m:oMath>
+            <w:r>
+              <w:rPr>
+                <w:rFonts w:ascii="微軟正黑體" w:hAnsi="微軟正黑體"/>
+                <w:b/>
+                <w:color w:val="78350F"/>
+                <w:sz w:val="22"/>
+              </w:rPr>
+              <w:t xml:space="preserve"> 精確值速記表</w:t>
             </w:r>
           </w:p>
           <w:p>

--- a/2-2_三角函數的定義與性質_學生學習單.docx
+++ b/2-2_三角函數的定義與性質_學生學習單.docx
@@ -99,7 +99,7 @@
           </w:p>
           <w:p>
             <w:pPr>
-              <w:spacing w:after="40"/>
+              <w:spacing w:before="40" w:after="80" w:line="312" w:lineRule="auto"/>
             </w:pPr>
             <w:r>
               <w:rPr>
@@ -177,7 +177,7 @@
           </w:p>
           <w:p>
             <w:pPr>
-              <w:spacing w:after="40"/>
+              <w:spacing w:before="40" w:after="80" w:line="312" w:lineRule="auto"/>
             </w:pPr>
             <w:r>
               <w:rPr>
@@ -228,7 +228,7 @@
           </w:p>
           <w:p>
             <w:pPr>
-              <w:spacing w:after="40"/>
+              <w:spacing w:before="40" w:after="80" w:line="312" w:lineRule="auto"/>
             </w:pPr>
             <w:r>
               <w:rPr>
@@ -279,7 +279,7 @@
           </w:p>
           <w:p>
             <w:pPr>
-              <w:spacing w:after="40"/>
+              <w:spacing w:before="40" w:after="80" w:line="312" w:lineRule="auto"/>
             </w:pPr>
             <w:r>
               <w:rPr>
@@ -330,7 +330,7 @@
           </w:p>
           <w:p>
             <w:pPr>
-              <w:spacing w:after="40"/>
+              <w:spacing w:before="40" w:after="80" w:line="312" w:lineRule="auto"/>
             </w:pPr>
             <w:r>
               <w:rPr>
@@ -477,7 +477,7 @@
           </w:p>
           <w:p>
             <w:pPr>
-              <w:spacing w:after="40"/>
+              <w:spacing w:before="40" w:after="80" w:line="312" w:lineRule="auto"/>
             </w:pPr>
             <w:r>
               <w:rPr>
@@ -623,7 +623,7 @@
           </w:p>
           <w:p>
             <w:pPr>
-              <w:spacing w:after="40"/>
+              <w:spacing w:before="40" w:after="80" w:line="312" w:lineRule="auto"/>
             </w:pPr>
             <w:r>
               <w:rPr>
@@ -769,7 +769,7 @@
           </w:p>
           <w:p>
             <w:pPr>
-              <w:spacing w:after="40"/>
+              <w:spacing w:before="40" w:after="80" w:line="312" w:lineRule="auto"/>
             </w:pPr>
             <w:r>
               <w:rPr>
@@ -980,7 +980,7 @@
           </w:p>
           <w:p>
             <w:pPr>
-              <w:spacing w:after="40"/>
+              <w:spacing w:before="40" w:after="80" w:line="312" w:lineRule="auto"/>
             </w:pPr>
             <w:r>
               <w:rPr>
@@ -1077,7 +1077,7 @@
           </w:p>
           <w:p>
             <w:pPr>
-              <w:spacing w:after="40"/>
+              <w:spacing w:before="40" w:after="80" w:line="312" w:lineRule="auto"/>
             </w:pPr>
             <w:r>
               <w:rPr>
@@ -1128,7 +1128,7 @@
           </w:p>
           <w:p>
             <w:pPr>
-              <w:spacing w:after="40"/>
+              <w:spacing w:before="40" w:after="80" w:line="312" w:lineRule="auto"/>
             </w:pPr>
             <w:r>
               <w:rPr>
@@ -1249,7 +1249,7 @@
           </w:p>
           <w:p>
             <w:pPr>
-              <w:spacing w:after="40"/>
+              <w:spacing w:before="40" w:after="80" w:line="312" w:lineRule="auto"/>
             </w:pPr>
             <w:r>
               <w:rPr>
@@ -1429,7 +1429,7 @@
           </w:p>
           <w:p>
             <w:pPr>
-              <w:spacing w:after="40"/>
+              <w:spacing w:before="40" w:after="80" w:line="312" w:lineRule="auto"/>
             </w:pPr>
             <w:r>
               <w:rPr>
@@ -1501,7 +1501,7 @@
           </w:p>
           <w:p>
             <w:pPr>
-              <w:spacing w:after="40"/>
+              <w:spacing w:before="40" w:after="80" w:line="312" w:lineRule="auto"/>
             </w:pPr>
             <w:r>
               <w:rPr>
@@ -1542,7 +1542,7 @@
           </w:p>
           <w:p>
             <w:pPr>
-              <w:spacing w:after="40"/>
+              <w:spacing w:before="40" w:after="80" w:line="312" w:lineRule="auto"/>
             </w:pPr>
             <w:r>
               <w:rPr>
@@ -1677,7 +1677,7 @@
           </w:p>
           <w:p>
             <w:pPr>
-              <w:spacing w:after="40"/>
+              <w:spacing w:before="40" w:after="80" w:line="312" w:lineRule="auto"/>
             </w:pPr>
             <w:r>
               <w:rPr>
@@ -1731,7 +1731,7 @@
           </w:p>
           <w:p>
             <w:pPr>
-              <w:spacing w:after="40"/>
+              <w:spacing w:before="40" w:after="80" w:line="312" w:lineRule="auto"/>
             </w:pPr>
             <w:r>
               <w:rPr>
@@ -1757,7 +1757,7 @@
           </w:p>
           <w:p>
             <w:pPr>
-              <w:spacing w:after="40"/>
+              <w:spacing w:before="40" w:after="80" w:line="312" w:lineRule="auto"/>
             </w:pPr>
             <w:r>
               <w:rPr>
@@ -1870,7 +1870,7 @@
           </w:p>
           <w:p>
             <w:pPr>
-              <w:spacing w:after="40"/>
+              <w:spacing w:before="40" w:after="80" w:line="312" w:lineRule="auto"/>
             </w:pPr>
             <w:r>
               <w:rPr>
@@ -1968,7 +1968,7 @@
           </w:p>
           <w:p>
             <w:pPr>
-              <w:spacing w:after="40"/>
+              <w:spacing w:before="40" w:after="80" w:line="312" w:lineRule="auto"/>
             </w:pPr>
             <w:r>
               <w:rPr>
@@ -2153,7 +2153,7 @@
           </w:p>
           <w:p>
             <w:pPr>
-              <w:spacing w:after="40"/>
+              <w:spacing w:before="40" w:after="80" w:line="312" w:lineRule="auto"/>
             </w:pPr>
             <w:r>
               <w:rPr>
@@ -2298,7 +2298,7 @@
           </w:p>
           <w:p>
             <w:pPr>
-              <w:spacing w:after="40"/>
+              <w:spacing w:before="40" w:after="80" w:line="312" w:lineRule="auto"/>
             </w:pPr>
             <w:r>
               <w:rPr>
@@ -2530,7 +2530,7 @@
           </w:p>
           <w:p>
             <w:pPr>
-              <w:spacing w:after="40"/>
+              <w:spacing w:before="40" w:after="80" w:line="312" w:lineRule="auto"/>
             </w:pPr>
             <w:r>
               <w:rPr>
@@ -2613,7 +2613,7 @@
           </w:p>
           <w:p>
             <w:pPr>
-              <w:spacing w:after="40"/>
+              <w:spacing w:before="40" w:after="80" w:line="312" w:lineRule="auto"/>
             </w:pPr>
             <w:r>
               <w:rPr>
@@ -2705,7 +2705,7 @@
           </w:p>
           <w:p>
             <w:pPr>
-              <w:spacing w:after="40"/>
+              <w:spacing w:before="40" w:after="80" w:line="312" w:lineRule="auto"/>
             </w:pPr>
             <w:r>
               <w:rPr>
@@ -2911,7 +2911,7 @@
           </w:p>
           <w:p>
             <w:pPr>
-              <w:spacing w:after="40"/>
+              <w:spacing w:before="40" w:after="80" w:line="312" w:lineRule="auto"/>
             </w:pPr>
             <w:r>
               <w:rPr>
@@ -2973,7 +2973,7 @@
           </w:p>
           <w:p>
             <w:pPr>
-              <w:spacing w:after="40"/>
+              <w:spacing w:before="40" w:after="80" w:line="312" w:lineRule="auto"/>
             </w:pPr>
             <w:r>
               <w:rPr>
@@ -3053,7 +3053,7 @@
           </w:p>
           <w:p>
             <w:pPr>
-              <w:spacing w:after="40"/>
+              <w:spacing w:before="40" w:after="80" w:line="312" w:lineRule="auto"/>
             </w:pPr>
             <w:r>
               <w:rPr>
@@ -3209,7 +3209,7 @@
           </w:p>
           <w:p>
             <w:pPr>
-              <w:spacing w:after="40"/>
+              <w:spacing w:before="40" w:after="80" w:line="312" w:lineRule="auto"/>
             </w:pPr>
             <w:r>
               <w:rPr>
@@ -3328,7 +3328,7 @@
           </w:p>
           <w:p>
             <w:pPr>
-              <w:spacing w:after="40"/>
+              <w:spacing w:before="40" w:after="80" w:line="312" w:lineRule="auto"/>
             </w:pPr>
             <w:r>
               <w:rPr>
@@ -3555,7 +3555,7 @@
           </w:p>
           <w:p>
             <w:pPr>
-              <w:spacing w:after="40"/>
+              <w:spacing w:before="40" w:after="80" w:line="312" w:lineRule="auto"/>
             </w:pPr>
             <w:r>
               <w:rPr>
@@ -3658,7 +3658,7 @@
           </w:p>
           <w:p>
             <w:pPr>
-              <w:spacing w:after="40"/>
+              <w:spacing w:before="40" w:after="80" w:line="312" w:lineRule="auto"/>
             </w:pPr>
             <w:r>
               <w:rPr>
@@ -3863,7 +3863,7 @@
           </w:p>
           <w:p>
             <w:pPr>
-              <w:spacing w:after="40"/>
+              <w:spacing w:before="40" w:after="80" w:line="312" w:lineRule="auto"/>
             </w:pPr>
             <w:r>
               <w:rPr>
@@ -3988,7 +3988,7 @@
           </w:p>
           <w:p>
             <w:pPr>
-              <w:spacing w:after="40"/>
+              <w:spacing w:before="40" w:after="80" w:line="312" w:lineRule="auto"/>
             </w:pPr>
             <w:r>
               <w:rPr>
@@ -4214,7 +4214,7 @@
           </w:p>
           <w:p>
             <w:pPr>
-              <w:spacing w:after="40"/>
+              <w:spacing w:before="40" w:after="80" w:line="312" w:lineRule="auto"/>
             </w:pPr>
             <w:r>
               <w:rPr>
@@ -4259,7 +4259,7 @@
           </w:p>
           <w:p>
             <w:pPr>
-              <w:spacing w:after="40"/>
+              <w:spacing w:before="40" w:after="80" w:line="312" w:lineRule="auto"/>
             </w:pPr>
             <w:r>
               <w:rPr>
@@ -4383,7 +4383,7 @@
           </w:p>
           <w:p>
             <w:pPr>
-              <w:spacing w:after="40"/>
+              <w:spacing w:before="40" w:after="80" w:line="312" w:lineRule="auto"/>
             </w:pPr>
             <w:r>
               <w:rPr>
@@ -4468,7 +4468,7 @@
           </w:p>
           <w:p>
             <w:pPr>
-              <w:spacing w:after="40"/>
+              <w:spacing w:before="40" w:after="80" w:line="312" w:lineRule="auto"/>
             </w:pPr>
             <w:r>
               <w:rPr>
@@ -4522,7 +4522,7 @@
           </w:p>
           <w:p>
             <w:pPr>
-              <w:spacing w:after="40"/>
+              <w:spacing w:before="40" w:after="80" w:line="312" w:lineRule="auto"/>
             </w:pPr>
             <w:r>
               <w:rPr>
@@ -4726,7 +4726,7 @@
           </w:p>
           <w:p>
             <w:pPr>
-              <w:spacing w:after="40"/>
+              <w:spacing w:before="40" w:after="80" w:line="312" w:lineRule="auto"/>
             </w:pPr>
             <w:r>
               <w:rPr>
@@ -4832,7 +4832,7 @@
           </w:p>
           <w:p>
             <w:pPr>
-              <w:spacing w:after="40"/>
+              <w:spacing w:before="40" w:after="80" w:line="312" w:lineRule="auto"/>
             </w:pPr>
             <w:r>
               <w:rPr>
@@ -5059,7 +5059,7 @@
           </w:p>
           <w:p>
             <w:pPr>
-              <w:spacing w:after="40"/>
+              <w:spacing w:before="40" w:after="80" w:line="312" w:lineRule="auto"/>
             </w:pPr>
             <w:r>
               <w:rPr>
@@ -5180,7 +5180,7 @@
           </w:p>
           <w:p>
             <w:pPr>
-              <w:spacing w:after="40"/>
+              <w:spacing w:before="40" w:after="80" w:line="312" w:lineRule="auto"/>
             </w:pPr>
             <w:r>
               <w:rPr>
@@ -5452,7 +5452,7 @@
           </w:p>
           <w:p>
             <w:pPr>
-              <w:spacing w:after="40"/>
+              <w:spacing w:before="40" w:after="80" w:line="312" w:lineRule="auto"/>
             </w:pPr>
             <w:r>
               <w:rPr>
@@ -5465,7 +5465,7 @@
           </w:p>
           <w:p>
             <w:pPr>
-              <w:spacing w:after="40"/>
+              <w:spacing w:before="40" w:after="80" w:line="312" w:lineRule="auto"/>
             </w:pPr>
             <w:r>
               <w:rPr>
@@ -5478,7 +5478,7 @@
           </w:p>
           <w:p>
             <w:pPr>
-              <w:spacing w:after="40"/>
+              <w:spacing w:before="40" w:after="80" w:line="312" w:lineRule="auto"/>
             </w:pPr>
             <w:r>
               <w:rPr>
